--- a/apps/web/public/documentation/library/files/user-guides/GETTING-STARTED-TRIAL.docx
+++ b/apps/web/public/documentation/library/files/user-guides/GETTING-STARTED-TRIAL.docx
@@ -67,9 +67,11 @@
       <w:pPr>
         <w:pStyle w:val="Heading1"/>
       </w:pPr>
+      <w:bookmarkStart w:id="1" w:name="document_control"/>
       <w:r>
         <w:t>Document Control</w:t>
       </w:r>
+      <w:bookmarkEnd w:id="1"/>
     </w:p>
     <w:tbl>
       <w:tblPr>
@@ -250,7 +252,245 @@
     </w:tbl>
     <w:p>
       <w:r>
-        <w:t>Navigation note: use Word's Navigation Pane to move through the heading hierarchy. The source document's linked table of contents is retained below.</w:t>
+        <w:t>Use the linked table of contents below or Word's Navigation Pane to move through this document.</w:t>
+      </w:r>
+    </w:p>
+    <w:p>
+      <w:pPr>
+        <w:pStyle w:val="Heading1"/>
+      </w:pPr>
+      <w:bookmarkStart w:id="2" w:name="table_of_contents"/>
+      <w:r>
+        <w:t>Table of Contents</w:t>
+      </w:r>
+      <w:bookmarkEnd w:id="2"/>
+    </w:p>
+    <w:p>
+      <w:pPr>
+        <w:spacing w:after="60"/>
+      </w:pPr>
+      <w:hyperlink w:anchor="document_control">
+        <w:r>
+          <w:rPr>
+            <w:rStyle w:val="Hyperlink"/>
+          </w:rPr>
+          <w:t>Document Control</w:t>
+        </w:r>
+      </w:hyperlink>
+    </w:p>
+    <w:p>
+      <w:pPr>
+        <w:spacing w:after="60"/>
+        <w:ind w:left="0"/>
+      </w:pPr>
+      <w:hyperlink w:anchor="section_001">
+        <w:r>
+          <w:rPr>
+            <w:rStyle w:val="Hyperlink"/>
+          </w:rPr>
+          <w:t>What's Included</w:t>
+        </w:r>
+      </w:hyperlink>
+    </w:p>
+    <w:p>
+      <w:pPr>
+        <w:spacing w:after="60"/>
+        <w:ind w:left="0"/>
+      </w:pPr>
+      <w:hyperlink w:anchor="section_002">
+        <w:r>
+          <w:rPr>
+            <w:rStyle w:val="Hyperlink"/>
+          </w:rPr>
+          <w:t>First Steps (Setup Checklist)</w:t>
+        </w:r>
+      </w:hyperlink>
+    </w:p>
+    <w:p>
+      <w:pPr>
+        <w:spacing w:after="60"/>
+        <w:ind w:left="317"/>
+      </w:pPr>
+      <w:hyperlink w:anchor="section_003">
+        <w:r>
+          <w:rPr>
+            <w:rStyle w:val="Hyperlink"/>
+          </w:rPr>
+          <w:t>1. Add company information</w:t>
+        </w:r>
+      </w:hyperlink>
+    </w:p>
+    <w:p>
+      <w:pPr>
+        <w:spacing w:after="60"/>
+        <w:ind w:left="317"/>
+      </w:pPr>
+      <w:hyperlink w:anchor="section_004">
+        <w:r>
+          <w:rPr>
+            <w:rStyle w:val="Hyperlink"/>
+          </w:rPr>
+          <w:t>2. Configure business hours</w:t>
+        </w:r>
+      </w:hyperlink>
+    </w:p>
+    <w:p>
+      <w:pPr>
+        <w:spacing w:after="60"/>
+        <w:ind w:left="317"/>
+      </w:pPr>
+      <w:hyperlink w:anchor="section_005">
+        <w:r>
+          <w:rPr>
+            <w:rStyle w:val="Hyperlink"/>
+          </w:rPr>
+          <w:t>3. Select your services</w:t>
+        </w:r>
+      </w:hyperlink>
+    </w:p>
+    <w:p>
+      <w:pPr>
+        <w:spacing w:after="60"/>
+        <w:ind w:left="317"/>
+      </w:pPr>
+      <w:hyperlink w:anchor="section_006">
+        <w:r>
+          <w:rPr>
+            <w:rStyle w:val="Hyperlink"/>
+          </w:rPr>
+          <w:t>4. Add or invite team members</w:t>
+        </w:r>
+      </w:hyperlink>
+    </w:p>
+    <w:p>
+      <w:pPr>
+        <w:spacing w:after="60"/>
+        <w:ind w:left="317"/>
+      </w:pPr>
+      <w:hyperlink w:anchor="section_007">
+        <w:r>
+          <w:rPr>
+            <w:rStyle w:val="Hyperlink"/>
+          </w:rPr>
+          <w:t>5. Add your first customer</w:t>
+        </w:r>
+      </w:hyperlink>
+    </w:p>
+    <w:p>
+      <w:pPr>
+        <w:spacing w:after="60"/>
+        <w:ind w:left="317"/>
+      </w:pPr>
+      <w:hyperlink w:anchor="section_008">
+        <w:r>
+          <w:rPr>
+            <w:rStyle w:val="Hyperlink"/>
+          </w:rPr>
+          <w:t>6. Create your first work order</w:t>
+        </w:r>
+      </w:hyperlink>
+    </w:p>
+    <w:p>
+      <w:pPr>
+        <w:spacing w:after="60"/>
+        <w:ind w:left="317"/>
+      </w:pPr>
+      <w:hyperlink w:anchor="section_009">
+        <w:r>
+          <w:rPr>
+            <w:rStyle w:val="Hyperlink"/>
+          </w:rPr>
+          <w:t>7. Preview your customer portal</w:t>
+        </w:r>
+      </w:hyperlink>
+    </w:p>
+    <w:p>
+      <w:pPr>
+        <w:spacing w:after="60"/>
+        <w:ind w:left="317"/>
+      </w:pPr>
+      <w:hyperlink w:anchor="section_010">
+        <w:r>
+          <w:rPr>
+            <w:rStyle w:val="Hyperlink"/>
+          </w:rPr>
+          <w:t>8. Publish or preview your storefront</w:t>
+        </w:r>
+      </w:hyperlink>
+    </w:p>
+    <w:p>
+      <w:pPr>
+        <w:spacing w:after="60"/>
+        <w:ind w:left="0"/>
+      </w:pPr>
+      <w:hyperlink w:anchor="section_011">
+        <w:r>
+          <w:rPr>
+            <w:rStyle w:val="Hyperlink"/>
+          </w:rPr>
+          <w:t>The Core Workflow</w:t>
+        </w:r>
+      </w:hyperlink>
+    </w:p>
+    <w:p>
+      <w:pPr>
+        <w:spacing w:after="60"/>
+        <w:ind w:left="0"/>
+      </w:pPr>
+      <w:hyperlink w:anchor="section_012">
+        <w:r>
+          <w:rPr>
+            <w:rStyle w:val="Hyperlink"/>
+          </w:rPr>
+          <w:t>Trial Status</w:t>
+        </w:r>
+      </w:hyperlink>
+    </w:p>
+    <w:p>
+      <w:pPr>
+        <w:spacing w:after="60"/>
+        <w:ind w:left="0"/>
+      </w:pPr>
+      <w:hyperlink w:anchor="section_013">
+        <w:r>
+          <w:rPr>
+            <w:rStyle w:val="Hyperlink"/>
+          </w:rPr>
+          <w:t>Upgrading</w:t>
+        </w:r>
+      </w:hyperlink>
+    </w:p>
+    <w:p>
+      <w:pPr>
+        <w:spacing w:after="60"/>
+        <w:ind w:left="0"/>
+      </w:pPr>
+      <w:hyperlink w:anchor="section_014">
+        <w:r>
+          <w:rPr>
+            <w:rStyle w:val="Hyperlink"/>
+          </w:rPr>
+          <w:t>Getting Help</w:t>
+        </w:r>
+      </w:hyperlink>
+    </w:p>
+    <w:p>
+      <w:pPr>
+        <w:spacing w:after="60"/>
+        <w:ind w:left="0"/>
+      </w:pPr>
+      <w:hyperlink w:anchor="section_015">
+        <w:r>
+          <w:rPr>
+            <w:rStyle w:val="Hyperlink"/>
+          </w:rPr>
+          <w:t>FAQ</w:t>
+        </w:r>
+      </w:hyperlink>
+    </w:p>
+    <w:p>
+      <w:r>
+        <w:br w:type="page"/>
       </w:r>
     </w:p>
     <w:p>
@@ -334,9 +574,11 @@
       <w:pPr>
         <w:pStyle w:val="Heading1"/>
       </w:pPr>
+      <w:bookmarkStart w:id="3" w:name="section_001"/>
       <w:r>
         <w:t>What's Included</w:t>
       </w:r>
+      <w:bookmarkEnd w:id="3"/>
     </w:p>
     <w:p>
       <w:r>
@@ -440,9 +682,11 @@
       <w:pPr>
         <w:pStyle w:val="Heading1"/>
       </w:pPr>
+      <w:bookmarkStart w:id="4" w:name="section_002"/>
       <w:r>
         <w:t>First Steps (Setup Checklist)</w:t>
       </w:r>
+      <w:bookmarkEnd w:id="4"/>
     </w:p>
     <w:p>
       <w:r>
@@ -453,9 +697,11 @@
       <w:pPr>
         <w:pStyle w:val="Heading2"/>
       </w:pPr>
+      <w:bookmarkStart w:id="5" w:name="section_003"/>
       <w:r>
         <w:t>1. Add company information</w:t>
       </w:r>
+      <w:bookmarkEnd w:id="5"/>
     </w:p>
     <w:p>
       <w:r>
@@ -466,9 +712,11 @@
       <w:pPr>
         <w:pStyle w:val="Heading2"/>
       </w:pPr>
+      <w:bookmarkStart w:id="6" w:name="section_004"/>
       <w:r>
         <w:t>2. Configure business hours</w:t>
       </w:r>
+      <w:bookmarkEnd w:id="6"/>
     </w:p>
     <w:p>
       <w:r>
@@ -479,9 +727,11 @@
       <w:pPr>
         <w:pStyle w:val="Heading2"/>
       </w:pPr>
+      <w:bookmarkStart w:id="7" w:name="section_005"/>
       <w:r>
         <w:t>3. Select your services</w:t>
       </w:r>
+      <w:bookmarkEnd w:id="7"/>
     </w:p>
     <w:p>
       <w:r>
@@ -492,9 +742,11 @@
       <w:pPr>
         <w:pStyle w:val="Heading2"/>
       </w:pPr>
+      <w:bookmarkStart w:id="8" w:name="section_006"/>
       <w:r>
         <w:t>4. Add or invite team members</w:t>
       </w:r>
+      <w:bookmarkEnd w:id="8"/>
     </w:p>
     <w:p>
       <w:r>
@@ -505,9 +757,11 @@
       <w:pPr>
         <w:pStyle w:val="Heading2"/>
       </w:pPr>
+      <w:bookmarkStart w:id="9" w:name="section_007"/>
       <w:r>
         <w:t>5. Add your first customer</w:t>
       </w:r>
+      <w:bookmarkEnd w:id="9"/>
     </w:p>
     <w:p>
       <w:r>
@@ -518,9 +772,11 @@
       <w:pPr>
         <w:pStyle w:val="Heading2"/>
       </w:pPr>
+      <w:bookmarkStart w:id="10" w:name="section_008"/>
       <w:r>
         <w:t>6. Create your first work order</w:t>
       </w:r>
+      <w:bookmarkEnd w:id="10"/>
     </w:p>
     <w:p>
       <w:r>
@@ -531,9 +787,11 @@
       <w:pPr>
         <w:pStyle w:val="Heading2"/>
       </w:pPr>
+      <w:bookmarkStart w:id="11" w:name="section_009"/>
       <w:r>
         <w:t>7. Preview your customer portal</w:t>
       </w:r>
+      <w:bookmarkEnd w:id="11"/>
     </w:p>
     <w:p>
       <w:r>
@@ -544,9 +802,11 @@
       <w:pPr>
         <w:pStyle w:val="Heading2"/>
       </w:pPr>
+      <w:bookmarkStart w:id="12" w:name="section_010"/>
       <w:r>
         <w:t>8. Publish or preview your storefront</w:t>
       </w:r>
+      <w:bookmarkEnd w:id="12"/>
     </w:p>
     <w:p>
       <w:r>
@@ -562,9 +822,11 @@
       <w:pPr>
         <w:pStyle w:val="Heading1"/>
       </w:pPr>
+      <w:bookmarkStart w:id="13" w:name="section_011"/>
       <w:r>
         <w:t>The Core Workflow</w:t>
       </w:r>
+      <w:bookmarkEnd w:id="13"/>
     </w:p>
     <w:p>
       <w:r>
@@ -624,9 +886,11 @@
       <w:pPr>
         <w:pStyle w:val="Heading1"/>
       </w:pPr>
+      <w:bookmarkStart w:id="14" w:name="section_012"/>
       <w:r>
         <w:t>Trial Status</w:t>
       </w:r>
+      <w:bookmarkEnd w:id="14"/>
     </w:p>
     <w:p>
       <w:r>
@@ -687,9 +951,11 @@
       <w:pPr>
         <w:pStyle w:val="Heading1"/>
       </w:pPr>
+      <w:bookmarkStart w:id="15" w:name="section_013"/>
       <w:r>
         <w:t>Upgrading</w:t>
       </w:r>
+      <w:bookmarkEnd w:id="15"/>
     </w:p>
     <w:p>
       <w:r>
@@ -742,9 +1008,11 @@
       <w:pPr>
         <w:pStyle w:val="Heading1"/>
       </w:pPr>
+      <w:bookmarkStart w:id="16" w:name="section_014"/>
       <w:r>
         <w:t>Getting Help</w:t>
       </w:r>
+      <w:bookmarkEnd w:id="16"/>
     </w:p>
     <w:p>
       <w:pPr>
@@ -787,9 +1055,11 @@
       <w:pPr>
         <w:pStyle w:val="Heading1"/>
       </w:pPr>
+      <w:bookmarkStart w:id="17" w:name="section_015"/>
       <w:r>
         <w:t>FAQ</w:t>
       </w:r>
+      <w:bookmarkEnd w:id="17"/>
     </w:p>
     <w:p>
       <w:r>
